--- a/src/templates/termos/responsabilidade-monitor-homeoffice.docx
+++ b/src/templates/termos/responsabilidade-monitor-homeoffice.docx
@@ -766,7 +766,7 @@
         <w:rPr>
           <w:rFonts w:ascii="Arial" w:eastAsia="Calibri" w:hAnsi="Arial" w:cs="Arial"/>
         </w:rPr>
-        <w:t>São José dos Pinhais, {data_extenso}</w:t>
+        <w:t>{cidade}, {data_extenso}</w:t>
       </w:r>
     </w:p>
     <w:p>

--- a/src/templates/termos/responsabilidade-monitor-homeoffice.docx
+++ b/src/templates/termos/responsabilidade-monitor-homeoffice.docx
@@ -237,6 +237,39 @@
           <w:rFonts w:ascii="Arial" w:hAnsi="Arial" w:cs="Arial"/>
         </w:rPr>
         <w:t>Número do Chamado: {chamado}</w:t>
+      </w:r>
+    </w:p>
+    <w:p>
+      <w:r>
+        <w:t>{#tem_acessorios}</w:t>
+      </w:r>
+    </w:p>
+    <w:p>
+      <w:pPr>
+        <w:jc w:val="both"/>
+        <w:rPr>
+          <w:rFonts w:ascii="Arial" w:hAnsi="Arial" w:cs="Arial"/>
+          <w:color w:val="000000"/>
+        </w:rPr>
+      </w:pPr>
+      <w:r>
+        <w:rPr>
+          <w:rFonts w:ascii="Arial" w:hAnsi="Arial" w:cs="Arial"/>
+          <w:b/>
+          <w:bCs/>
+        </w:rPr>
+        <w:t xml:space="preserve">Acompanham o equipamento os seguintes acessórios e periféricos: </w:t>
+      </w:r>
+      <w:r>
+        <w:rPr>
+          <w:rFonts w:ascii="Arial" w:hAnsi="Arial" w:cs="Arial"/>
+        </w:rPr>
+        <w:t>{acessorios}</w:t>
+      </w:r>
+    </w:p>
+    <w:p>
+      <w:r>
+        <w:t>{/tem_acessorios}</w:t>
       </w:r>
     </w:p>
     <w:p>
